--- a/制作ノート_25007_yourname.docx
+++ b/制作ノート_25007_yourname.docx
@@ -19,7 +19,7 @@
       <w:pPr>
         <w:ind w:leftChars="3028" w:left="6662"/>
         <w:rPr>
-          <w:rFonts w:ascii="ＭＳ Ｐ明朝" w:eastAsia="ＭＳ Ｐ明朝" w:hAnsi="ＭＳ Ｐ明朝" w:hint="eastAsia"/>
+          <w:rFonts w:ascii="ＭＳ Ｐ明朝" w:eastAsia="ＭＳ Ｐ明朝" w:hAnsi="ＭＳ Ｐ明朝"/>
         </w:rPr>
       </w:pPr>
       <w:r>
@@ -72,9 +72,8 @@
       <w:r>
         <w:rPr>
           <w:rFonts w:ascii="ＭＳ Ｐ明朝" w:eastAsia="ＭＳ Ｐ明朝" w:hAnsi="ＭＳ Ｐ明朝" w:hint="eastAsia"/>
-          <w:u w:val="single"/>
-        </w:rPr>
-        <w:t>夢を追っている人</w:t>
+        </w:rPr>
+        <w:t>福岡夜景</w:t>
       </w:r>
     </w:p>
     <w:p>
@@ -93,14 +92,14 @@
     <w:p>
       <w:pPr>
         <w:rPr>
-          <w:rFonts w:ascii="ＭＳ Ｐ明朝" w:eastAsia="ＭＳ Ｐ明朝" w:hAnsi="ＭＳ Ｐ明朝"/>
-        </w:rPr>
-      </w:pPr>
-      <w:r>
-        <w:rPr>
-          <w:rFonts w:ascii="ＭＳ Ｐ明朝" w:eastAsia="ＭＳ Ｐ明朝" w:hAnsi="ＭＳ Ｐ明朝" w:hint="eastAsia"/>
-        </w:rPr>
-        <w:t>かっこいい、やりたいを追求しているかっこいい若者をみてほしい。</w:t>
+          <w:rFonts w:ascii="ＭＳ Ｐ明朝" w:eastAsia="ＭＳ Ｐ明朝" w:hAnsi="ＭＳ Ｐ明朝" w:hint="eastAsia"/>
+        </w:rPr>
+      </w:pPr>
+      <w:r>
+        <w:rPr>
+          <w:rFonts w:ascii="ＭＳ Ｐ明朝" w:eastAsia="ＭＳ Ｐ明朝" w:hAnsi="ＭＳ Ｐ明朝" w:hint="eastAsia"/>
+        </w:rPr>
+        <w:t>福岡の夜のドライブの魅力を紹介した</w:t>
       </w:r>
     </w:p>
     <w:p>
@@ -119,7 +118,7 @@
     <w:p>
       <w:pPr>
         <w:rPr>
-          <w:rFonts w:ascii="ＭＳ Ｐ明朝" w:eastAsia="ＭＳ Ｐ明朝" w:hAnsi="ＭＳ Ｐ明朝" w:hint="eastAsia"/>
+          <w:rFonts w:ascii="ＭＳ Ｐ明朝" w:eastAsia="ＭＳ Ｐ明朝" w:hAnsi="ＭＳ Ｐ明朝"/>
         </w:rPr>
       </w:pPr>
       <w:r>
@@ -170,7 +169,7 @@
     <w:p>
       <w:pPr>
         <w:rPr>
-          <w:rFonts w:ascii="ＭＳ Ｐ明朝" w:eastAsia="ＭＳ Ｐ明朝" w:hAnsi="ＭＳ Ｐ明朝" w:hint="eastAsia"/>
+          <w:rFonts w:ascii="ＭＳ Ｐ明朝" w:eastAsia="ＭＳ Ｐ明朝" w:hAnsi="ＭＳ Ｐ明朝"/>
         </w:rPr>
       </w:pPr>
       <w:r>
@@ -340,7 +339,7 @@
     <w:p>
       <w:pPr>
         <w:rPr>
-          <w:rFonts w:ascii="ＭＳ Ｐ明朝" w:eastAsia="ＭＳ Ｐ明朝" w:hAnsi="ＭＳ Ｐ明朝" w:hint="eastAsia"/>
+          <w:rFonts w:ascii="ＭＳ Ｐ明朝" w:eastAsia="ＭＳ Ｐ明朝" w:hAnsi="ＭＳ Ｐ明朝"/>
         </w:rPr>
       </w:pPr>
       <w:r>
@@ -423,9 +422,21 @@
       </w:pPr>
       <w:r>
         <w:rPr>
-          <w:rFonts w:ascii="ＭＳ Ｐ明朝" w:eastAsia="ＭＳ Ｐ明朝" w:hAnsi="ＭＳ Ｐ明朝" w:hint="eastAsia"/>
-        </w:rPr>
-        <w:t>スタジオ、インスタ</w:t>
+          <w:rFonts w:ascii="ＭＳ Ｐ明朝" w:eastAsia="ＭＳ Ｐ明朝" w:hAnsi="ＭＳ Ｐ明朝"/>
+        </w:rPr>
+        <w:t>焼米ヶ原展望所</w:t>
+      </w:r>
+      <w:r>
+        <w:rPr>
+          <w:rFonts w:ascii="ＭＳ Ｐ明朝" w:eastAsia="ＭＳ Ｐ明朝" w:hAnsi="ＭＳ Ｐ明朝" w:hint="eastAsia"/>
+        </w:rPr>
+        <w:t>、高良山、皿倉山、米の山展望台、油山、大城林道展望台、福岡タワー、星野村、</w:t>
+      </w:r>
+      <w:r>
+        <w:rPr>
+          <w:rFonts w:ascii="ＭＳ Ｐ明朝" w:eastAsia="ＭＳ Ｐ明朝" w:hAnsi="ＭＳ Ｐ明朝"/>
+        </w:rPr>
+        <w:t>愛宕神社</w:t>
       </w:r>
     </w:p>
     <w:p>

--- a/制作ノート_25007_yourname.docx
+++ b/制作ノート_25007_yourname.docx
@@ -92,7 +92,7 @@
     <w:p>
       <w:pPr>
         <w:rPr>
-          <w:rFonts w:ascii="ＭＳ Ｐ明朝" w:eastAsia="ＭＳ Ｐ明朝" w:hAnsi="ＭＳ Ｐ明朝" w:hint="eastAsia"/>
+          <w:rFonts w:ascii="ＭＳ Ｐ明朝" w:eastAsia="ＭＳ Ｐ明朝" w:hAnsi="ＭＳ Ｐ明朝"/>
         </w:rPr>
       </w:pPr>
       <w:r>
@@ -125,7 +125,19 @@
         <w:rPr>
           <w:rFonts w:ascii="ＭＳ Ｐ明朝" w:eastAsia="ＭＳ Ｐ明朝" w:hAnsi="ＭＳ Ｐ明朝" w:hint="eastAsia"/>
         </w:rPr>
-        <w:t>20代～３０代</w:t>
+        <w:t>１０</w:t>
+      </w:r>
+      <w:r>
+        <w:rPr>
+          <w:rFonts w:ascii="ＭＳ Ｐ明朝" w:eastAsia="ＭＳ Ｐ明朝" w:hAnsi="ＭＳ Ｐ明朝" w:hint="eastAsia"/>
+        </w:rPr>
+        <w:t>代</w:t>
+      </w:r>
+      <w:r>
+        <w:rPr>
+          <w:rFonts w:ascii="ＭＳ Ｐ明朝" w:eastAsia="ＭＳ Ｐ明朝" w:hAnsi="ＭＳ Ｐ明朝" w:hint="eastAsia"/>
+        </w:rPr>
+        <w:t>～３０代</w:t>
       </w:r>
     </w:p>
     <w:p>
@@ -417,7 +429,7 @@
     <w:p>
       <w:pPr>
         <w:rPr>
-          <w:rFonts w:ascii="ＭＳ Ｐ明朝" w:eastAsia="ＭＳ Ｐ明朝" w:hAnsi="ＭＳ Ｐ明朝" w:hint="eastAsia"/>
+          <w:rFonts w:ascii="ＭＳ Ｐ明朝" w:eastAsia="ＭＳ Ｐ明朝" w:hAnsi="ＭＳ Ｐ明朝"/>
         </w:rPr>
       </w:pPr>
       <w:r>
